--- a/Memos/Brenna/research_memo_a.docx
+++ b/Memos/Brenna/research_memo_a.docx
@@ -23,7 +23,7 @@
         <w:pStyle w:val="Date"/>
       </w:pPr>
       <w:r>
-        <w:t xml:space="preserve">2026-07-29</w:t>
+        <w:t xml:space="preserve">2026-07-30</w:t>
       </w:r>
     </w:p>
     <w:bookmarkStart w:id="9" w:name="research-question"/>
@@ -900,7 +900,7 @@
         <w:rPr>
           <w:rStyle w:val="CommentTok"/>
         </w:rPr>
-        <w:t xml:space="preserve"># Convert communication apprehension items (Q1-Q6) to numeric</w:t>
+        <w:t xml:space="preserve"># Convert communication apprehension items (Q1-Q6, Q13-Q18) to numeric</w:t>
       </w:r>
       <w:r>
         <w:br/>
@@ -993,6 +993,78 @@
         <w:rPr>
           <w:rStyle w:val="NormalTok"/>
         </w:rPr>
+        <w:t xml:space="preserve">, </w:t>
+      </w:r>
+      <w:r>
+        <w:rPr>
+          <w:rStyle w:val="StringTok"/>
+        </w:rPr>
+        <w:t xml:space="preserve">'Q13'</w:t>
+      </w:r>
+      <w:r>
+        <w:rPr>
+          <w:rStyle w:val="NormalTok"/>
+        </w:rPr>
+        <w:t xml:space="preserve">, </w:t>
+      </w:r>
+      <w:r>
+        <w:rPr>
+          <w:rStyle w:val="StringTok"/>
+        </w:rPr>
+        <w:t xml:space="preserve">'Q14'</w:t>
+      </w:r>
+      <w:r>
+        <w:rPr>
+          <w:rStyle w:val="NormalTok"/>
+        </w:rPr>
+        <w:t xml:space="preserve">, </w:t>
+      </w:r>
+      <w:r>
+        <w:rPr>
+          <w:rStyle w:val="StringTok"/>
+        </w:rPr>
+        <w:t xml:space="preserve">'Q15'</w:t>
+      </w:r>
+      <w:r>
+        <w:rPr>
+          <w:rStyle w:val="NormalTok"/>
+        </w:rPr>
+        <w:t xml:space="preserve">, </w:t>
+      </w:r>
+      <w:r>
+        <w:rPr>
+          <w:rStyle w:val="StringTok"/>
+        </w:rPr>
+        <w:t xml:space="preserve">'Q16'</w:t>
+      </w:r>
+      <w:r>
+        <w:rPr>
+          <w:rStyle w:val="NormalTok"/>
+        </w:rPr>
+        <w:t xml:space="preserve">, </w:t>
+      </w:r>
+      <w:r>
+        <w:rPr>
+          <w:rStyle w:val="StringTok"/>
+        </w:rPr>
+        <w:t xml:space="preserve">'Q17'</w:t>
+      </w:r>
+      <w:r>
+        <w:rPr>
+          <w:rStyle w:val="NormalTok"/>
+        </w:rPr>
+        <w:t xml:space="preserve">, </w:t>
+      </w:r>
+      <w:r>
+        <w:rPr>
+          <w:rStyle w:val="StringTok"/>
+        </w:rPr>
+        <w:t xml:space="preserve">'Q18'</w:t>
+      </w:r>
+      <w:r>
+        <w:rPr>
+          <w:rStyle w:val="NormalTok"/>
+        </w:rPr>
         <w:t xml:space="preserve">]</w:t>
       </w:r>
       <w:r>
@@ -1000,6 +1072,102 @@
       </w:r>
       <w:r>
         <w:rPr>
+          <w:rStyle w:val="NormalTok"/>
+        </w:rPr>
+        <w:t xml:space="preserve">reverse_coded </w:t>
+      </w:r>
+      <w:r>
+        <w:rPr>
+          <w:rStyle w:val="OperatorTok"/>
+        </w:rPr>
+        <w:t xml:space="preserve">=</w:t>
+      </w:r>
+      <w:r>
+        <w:rPr>
+          <w:rStyle w:val="NormalTok"/>
+        </w:rPr>
+        <w:t xml:space="preserve"> [</w:t>
+      </w:r>
+      <w:r>
+        <w:rPr>
+          <w:rStyle w:val="StringTok"/>
+        </w:rPr>
+        <w:t xml:space="preserve">'Q2'</w:t>
+      </w:r>
+      <w:r>
+        <w:rPr>
+          <w:rStyle w:val="NormalTok"/>
+        </w:rPr>
+        <w:t xml:space="preserve">, </w:t>
+      </w:r>
+      <w:r>
+        <w:rPr>
+          <w:rStyle w:val="StringTok"/>
+        </w:rPr>
+        <w:t xml:space="preserve">'Q4'</w:t>
+      </w:r>
+      <w:r>
+        <w:rPr>
+          <w:rStyle w:val="NormalTok"/>
+        </w:rPr>
+        <w:t xml:space="preserve">, </w:t>
+      </w:r>
+      <w:r>
+        <w:rPr>
+          <w:rStyle w:val="StringTok"/>
+        </w:rPr>
+        <w:t xml:space="preserve">'Q6'</w:t>
+      </w:r>
+      <w:r>
+        <w:rPr>
+          <w:rStyle w:val="NormalTok"/>
+        </w:rPr>
+        <w:t xml:space="preserve">, </w:t>
+      </w:r>
+      <w:r>
+        <w:rPr>
+          <w:rStyle w:val="StringTok"/>
+        </w:rPr>
+        <w:t xml:space="preserve">'Q14'</w:t>
+      </w:r>
+      <w:r>
+        <w:rPr>
+          <w:rStyle w:val="NormalTok"/>
+        </w:rPr>
+        <w:t xml:space="preserve">, </w:t>
+      </w:r>
+      <w:r>
+        <w:rPr>
+          <w:rStyle w:val="StringTok"/>
+        </w:rPr>
+        <w:t xml:space="preserve">'Q16'</w:t>
+      </w:r>
+      <w:r>
+        <w:rPr>
+          <w:rStyle w:val="NormalTok"/>
+        </w:rPr>
+        <w:t xml:space="preserve">, </w:t>
+      </w:r>
+      <w:r>
+        <w:rPr>
+          <w:rStyle w:val="StringTok"/>
+        </w:rPr>
+        <w:t xml:space="preserve">'Q17'</w:t>
+      </w:r>
+      <w:r>
+        <w:rPr>
+          <w:rStyle w:val="NormalTok"/>
+        </w:rPr>
+        <w:t xml:space="preserve">]</w:t>
+      </w:r>
+      <w:r>
+        <w:br/>
+      </w:r>
+      <w:r>
+        <w:br/>
+      </w:r>
+      <w:r>
+        <w:rPr>
           <w:rStyle w:val="ControlFlowTok"/>
         </w:rPr>
         <w:t xml:space="preserve">for</w:t>
@@ -1111,6 +1279,147 @@
           <w:rStyle w:val="NormalTok"/>
         </w:rPr>
         <w:t xml:space="preserve">(likert_mapping)</w:t>
+      </w:r>
+      <w:r>
+        <w:br/>
+      </w:r>
+      <w:r>
+        <w:rPr>
+          <w:rStyle w:val="NormalTok"/>
+        </w:rPr>
+        <w:t xml:space="preserve">        </w:t>
+      </w:r>
+      <w:r>
+        <w:rPr>
+          <w:rStyle w:val="CommentTok"/>
+        </w:rPr>
+        <w:t xml:space="preserve"># Reverse code items (1-&gt;5, 2-&gt;4, 3-&gt;3, 4-&gt;2, 5-&gt;1)</w:t>
+      </w:r>
+      <w:r>
+        <w:br/>
+      </w:r>
+      <w:r>
+        <w:rPr>
+          <w:rStyle w:val="NormalTok"/>
+        </w:rPr>
+        <w:t xml:space="preserve">        </w:t>
+      </w:r>
+      <w:r>
+        <w:rPr>
+          <w:rStyle w:val="ControlFlowTok"/>
+        </w:rPr>
+        <w:t xml:space="preserve">if</w:t>
+      </w:r>
+      <w:r>
+        <w:rPr>
+          <w:rStyle w:val="NormalTok"/>
+        </w:rPr>
+        <w:t xml:space="preserve"> item </w:t>
+      </w:r>
+      <w:r>
+        <w:rPr>
+          <w:rStyle w:val="KeywordTok"/>
+        </w:rPr>
+        <w:t xml:space="preserve">in</w:t>
+      </w:r>
+      <w:r>
+        <w:rPr>
+          <w:rStyle w:val="NormalTok"/>
+        </w:rPr>
+        <w:t xml:space="preserve"> reverse_coded:</w:t>
+      </w:r>
+      <w:r>
+        <w:br/>
+      </w:r>
+      <w:r>
+        <w:rPr>
+          <w:rStyle w:val="NormalTok"/>
+        </w:rPr>
+        <w:t xml:space="preserve">            merged_data[item </w:t>
+      </w:r>
+      <w:r>
+        <w:rPr>
+          <w:rStyle w:val="OperatorTok"/>
+        </w:rPr>
+        <w:t xml:space="preserve">+</w:t>
+      </w:r>
+      <w:r>
+        <w:rPr>
+          <w:rStyle w:val="NormalTok"/>
+        </w:rPr>
+        <w:t xml:space="preserve"> </w:t>
+      </w:r>
+      <w:r>
+        <w:rPr>
+          <w:rStyle w:val="StringTok"/>
+        </w:rPr>
+        <w:t xml:space="preserve">'_num'</w:t>
+      </w:r>
+      <w:r>
+        <w:rPr>
+          <w:rStyle w:val="NormalTok"/>
+        </w:rPr>
+        <w:t xml:space="preserve">] </w:t>
+      </w:r>
+      <w:r>
+        <w:rPr>
+          <w:rStyle w:val="OperatorTok"/>
+        </w:rPr>
+        <w:t xml:space="preserve">=</w:t>
+      </w:r>
+      <w:r>
+        <w:rPr>
+          <w:rStyle w:val="NormalTok"/>
+        </w:rPr>
+        <w:t xml:space="preserve"> </w:t>
+      </w:r>
+      <w:r>
+        <w:rPr>
+          <w:rStyle w:val="DecValTok"/>
+        </w:rPr>
+        <w:t xml:space="preserve">6</w:t>
+      </w:r>
+      <w:r>
+        <w:rPr>
+          <w:rStyle w:val="NormalTok"/>
+        </w:rPr>
+        <w:t xml:space="preserve"> </w:t>
+      </w:r>
+      <w:r>
+        <w:rPr>
+          <w:rStyle w:val="OperatorTok"/>
+        </w:rPr>
+        <w:t xml:space="preserve">-</w:t>
+      </w:r>
+      <w:r>
+        <w:rPr>
+          <w:rStyle w:val="NormalTok"/>
+        </w:rPr>
+        <w:t xml:space="preserve"> merged_data[item </w:t>
+      </w:r>
+      <w:r>
+        <w:rPr>
+          <w:rStyle w:val="OperatorTok"/>
+        </w:rPr>
+        <w:t xml:space="preserve">+</w:t>
+      </w:r>
+      <w:r>
+        <w:rPr>
+          <w:rStyle w:val="NormalTok"/>
+        </w:rPr>
+        <w:t xml:space="preserve"> </w:t>
+      </w:r>
+      <w:r>
+        <w:rPr>
+          <w:rStyle w:val="StringTok"/>
+        </w:rPr>
+        <w:t xml:space="preserve">'_num'</w:t>
+      </w:r>
+      <w:r>
+        <w:rPr>
+          <w:rStyle w:val="NormalTok"/>
+        </w:rPr>
+        <w:t xml:space="preserve">]</w:t>
       </w:r>
       <w:r>
         <w:br/>
@@ -1868,7 +2177,7 @@
         <w:rPr>
           <w:rStyle w:val="VerbatimChar"/>
         </w:rPr>
-        <w:t xml:space="preserve">Communication apprehension mean: 3.18</w:t>
+        <w:t xml:space="preserve">Communication apprehension mean: 2.41</w:t>
       </w:r>
       <w:r>
         <w:br/>
@@ -1898,6 +2207,1198 @@
       </w:pPr>
       <w:r>
         <w:t xml:space="preserve">Primary Question: Communication Apprehension predicting Public Transportation Usage</w:t>
+      </w:r>
+    </w:p>
+    <w:p>
+      <w:pPr>
+        <w:pStyle w:val="SourceCode"/>
+      </w:pPr>
+      <w:r>
+        <w:rPr>
+          <w:rStyle w:val="NormalTok"/>
+        </w:rPr>
+        <w:t xml:space="preserve">regression_data </w:t>
+      </w:r>
+      <w:r>
+        <w:rPr>
+          <w:rStyle w:val="OperatorTok"/>
+        </w:rPr>
+        <w:t xml:space="preserve">=</w:t>
+      </w:r>
+      <w:r>
+        <w:rPr>
+          <w:rStyle w:val="NormalTok"/>
+        </w:rPr>
+        <w:t xml:space="preserve"> merged_data[[</w:t>
+      </w:r>
+      <w:r>
+        <w:rPr>
+          <w:rStyle w:val="StringTok"/>
+        </w:rPr>
+        <w:t xml:space="preserve">'ca_mean'</w:t>
+      </w:r>
+      <w:r>
+        <w:rPr>
+          <w:rStyle w:val="NormalTok"/>
+        </w:rPr>
+        <w:t xml:space="preserve">, </w:t>
+      </w:r>
+      <w:r>
+        <w:rPr>
+          <w:rStyle w:val="StringTok"/>
+        </w:rPr>
+        <w:t xml:space="preserve">'pt_usage_mean'</w:t>
+      </w:r>
+      <w:r>
+        <w:rPr>
+          <w:rStyle w:val="NormalTok"/>
+        </w:rPr>
+        <w:t xml:space="preserve">]].dropna()</w:t>
+      </w:r>
+      <w:r>
+        <w:br/>
+      </w:r>
+      <w:r>
+        <w:br/>
+      </w:r>
+      <w:r>
+        <w:rPr>
+          <w:rStyle w:val="CommentTok"/>
+        </w:rPr>
+        <w:t xml:space="preserve"># regression model</w:t>
+      </w:r>
+      <w:r>
+        <w:br/>
+      </w:r>
+      <w:r>
+        <w:rPr>
+          <w:rStyle w:val="ControlFlowTok"/>
+        </w:rPr>
+        <w:t xml:space="preserve">if</w:t>
+      </w:r>
+      <w:r>
+        <w:rPr>
+          <w:rStyle w:val="NormalTok"/>
+        </w:rPr>
+        <w:t xml:space="preserve"> </w:t>
+      </w:r>
+      <w:r>
+        <w:rPr>
+          <w:rStyle w:val="BuiltInTok"/>
+        </w:rPr>
+        <w:t xml:space="preserve">len</w:t>
+      </w:r>
+      <w:r>
+        <w:rPr>
+          <w:rStyle w:val="NormalTok"/>
+        </w:rPr>
+        <w:t xml:space="preserve">(regression_data) </w:t>
+      </w:r>
+      <w:r>
+        <w:rPr>
+          <w:rStyle w:val="OperatorTok"/>
+        </w:rPr>
+        <w:t xml:space="preserve">&gt;</w:t>
+      </w:r>
+      <w:r>
+        <w:rPr>
+          <w:rStyle w:val="NormalTok"/>
+        </w:rPr>
+        <w:t xml:space="preserve"> </w:t>
+      </w:r>
+      <w:r>
+        <w:rPr>
+          <w:rStyle w:val="DecValTok"/>
+        </w:rPr>
+        <w:t xml:space="preserve">0</w:t>
+      </w:r>
+      <w:r>
+        <w:rPr>
+          <w:rStyle w:val="NormalTok"/>
+        </w:rPr>
+        <w:t xml:space="preserve"> </w:t>
+      </w:r>
+      <w:r>
+        <w:rPr>
+          <w:rStyle w:val="KeywordTok"/>
+        </w:rPr>
+        <w:t xml:space="preserve">and</w:t>
+      </w:r>
+      <w:r>
+        <w:rPr>
+          <w:rStyle w:val="NormalTok"/>
+        </w:rPr>
+        <w:t xml:space="preserve"> </w:t>
+      </w:r>
+      <w:r>
+        <w:rPr>
+          <w:rStyle w:val="StringTok"/>
+        </w:rPr>
+        <w:t xml:space="preserve">'ca_mean'</w:t>
+      </w:r>
+      <w:r>
+        <w:rPr>
+          <w:rStyle w:val="NormalTok"/>
+        </w:rPr>
+        <w:t xml:space="preserve"> </w:t>
+      </w:r>
+      <w:r>
+        <w:rPr>
+          <w:rStyle w:val="KeywordTok"/>
+        </w:rPr>
+        <w:t xml:space="preserve">in</w:t>
+      </w:r>
+      <w:r>
+        <w:rPr>
+          <w:rStyle w:val="NormalTok"/>
+        </w:rPr>
+        <w:t xml:space="preserve"> regression_data.columns </w:t>
+      </w:r>
+      <w:r>
+        <w:rPr>
+          <w:rStyle w:val="KeywordTok"/>
+        </w:rPr>
+        <w:t xml:space="preserve">and</w:t>
+      </w:r>
+      <w:r>
+        <w:rPr>
+          <w:rStyle w:val="NormalTok"/>
+        </w:rPr>
+        <w:t xml:space="preserve"> </w:t>
+      </w:r>
+      <w:r>
+        <w:rPr>
+          <w:rStyle w:val="StringTok"/>
+        </w:rPr>
+        <w:t xml:space="preserve">'pt_usage_mean'</w:t>
+      </w:r>
+      <w:r>
+        <w:rPr>
+          <w:rStyle w:val="NormalTok"/>
+        </w:rPr>
+        <w:t xml:space="preserve"> </w:t>
+      </w:r>
+      <w:r>
+        <w:rPr>
+          <w:rStyle w:val="KeywordTok"/>
+        </w:rPr>
+        <w:t xml:space="preserve">in</w:t>
+      </w:r>
+      <w:r>
+        <w:rPr>
+          <w:rStyle w:val="NormalTok"/>
+        </w:rPr>
+        <w:t xml:space="preserve"> regression_data.columns:</w:t>
+      </w:r>
+      <w:r>
+        <w:br/>
+      </w:r>
+      <w:r>
+        <w:rPr>
+          <w:rStyle w:val="NormalTok"/>
+        </w:rPr>
+        <w:t xml:space="preserve">    X </w:t>
+      </w:r>
+      <w:r>
+        <w:rPr>
+          <w:rStyle w:val="OperatorTok"/>
+        </w:rPr>
+        <w:t xml:space="preserve">=</w:t>
+      </w:r>
+      <w:r>
+        <w:rPr>
+          <w:rStyle w:val="NormalTok"/>
+        </w:rPr>
+        <w:t xml:space="preserve"> regression_data[</w:t>
+      </w:r>
+      <w:r>
+        <w:rPr>
+          <w:rStyle w:val="StringTok"/>
+        </w:rPr>
+        <w:t xml:space="preserve">'ca_mean'</w:t>
+      </w:r>
+      <w:r>
+        <w:rPr>
+          <w:rStyle w:val="NormalTok"/>
+        </w:rPr>
+        <w:t xml:space="preserve">].values</w:t>
+      </w:r>
+      <w:r>
+        <w:br/>
+      </w:r>
+      <w:r>
+        <w:rPr>
+          <w:rStyle w:val="NormalTok"/>
+        </w:rPr>
+        <w:t xml:space="preserve">    y </w:t>
+      </w:r>
+      <w:r>
+        <w:rPr>
+          <w:rStyle w:val="OperatorTok"/>
+        </w:rPr>
+        <w:t xml:space="preserve">=</w:t>
+      </w:r>
+      <w:r>
+        <w:rPr>
+          <w:rStyle w:val="NormalTok"/>
+        </w:rPr>
+        <w:t xml:space="preserve"> regression_data[</w:t>
+      </w:r>
+      <w:r>
+        <w:rPr>
+          <w:rStyle w:val="StringTok"/>
+        </w:rPr>
+        <w:t xml:space="preserve">'pt_usage_mean'</w:t>
+      </w:r>
+      <w:r>
+        <w:rPr>
+          <w:rStyle w:val="NormalTok"/>
+        </w:rPr>
+        <w:t xml:space="preserve">].values</w:t>
+      </w:r>
+      <w:r>
+        <w:br/>
+      </w:r>
+      <w:r>
+        <w:rPr>
+          <w:rStyle w:val="NormalTok"/>
+        </w:rPr>
+        <w:t xml:space="preserve">    </w:t>
+      </w:r>
+      <w:r>
+        <w:br/>
+      </w:r>
+      <w:r>
+        <w:rPr>
+          <w:rStyle w:val="NormalTok"/>
+        </w:rPr>
+        <w:t xml:space="preserve">    slope, intercept, r_value, p_value, std_err </w:t>
+      </w:r>
+      <w:r>
+        <w:rPr>
+          <w:rStyle w:val="OperatorTok"/>
+        </w:rPr>
+        <w:t xml:space="preserve">=</w:t>
+      </w:r>
+      <w:r>
+        <w:rPr>
+          <w:rStyle w:val="NormalTok"/>
+        </w:rPr>
+        <w:t xml:space="preserve"> stats.linregress(X, y)</w:t>
+      </w:r>
+      <w:r>
+        <w:br/>
+      </w:r>
+      <w:r>
+        <w:rPr>
+          <w:rStyle w:val="NormalTok"/>
+        </w:rPr>
+        <w:t xml:space="preserve">    r_squared </w:t>
+      </w:r>
+      <w:r>
+        <w:rPr>
+          <w:rStyle w:val="OperatorTok"/>
+        </w:rPr>
+        <w:t xml:space="preserve">=</w:t>
+      </w:r>
+      <w:r>
+        <w:rPr>
+          <w:rStyle w:val="NormalTok"/>
+        </w:rPr>
+        <w:t xml:space="preserve"> r_value</w:t>
+      </w:r>
+      <w:r>
+        <w:rPr>
+          <w:rStyle w:val="OperatorTok"/>
+        </w:rPr>
+        <w:t xml:space="preserve">**</w:t>
+      </w:r>
+      <w:r>
+        <w:rPr>
+          <w:rStyle w:val="DecValTok"/>
+        </w:rPr>
+        <w:t xml:space="preserve">2</w:t>
+      </w:r>
+      <w:r>
+        <w:br/>
+      </w:r>
+      <w:r>
+        <w:rPr>
+          <w:rStyle w:val="NormalTok"/>
+        </w:rPr>
+        <w:t xml:space="preserve">    </w:t>
+      </w:r>
+      <w:r>
+        <w:br/>
+      </w:r>
+      <w:r>
+        <w:rPr>
+          <w:rStyle w:val="NormalTok"/>
+        </w:rPr>
+        <w:t xml:space="preserve">    </w:t>
+      </w:r>
+      <w:r>
+        <w:rPr>
+          <w:rStyle w:val="CommentTok"/>
+        </w:rPr>
+        <w:t xml:space="preserve"># results</w:t>
+      </w:r>
+      <w:r>
+        <w:br/>
+      </w:r>
+      <w:r>
+        <w:rPr>
+          <w:rStyle w:val="NormalTok"/>
+        </w:rPr>
+        <w:t xml:space="preserve">    </w:t>
+      </w:r>
+      <w:r>
+        <w:rPr>
+          <w:rStyle w:val="BuiltInTok"/>
+        </w:rPr>
+        <w:t xml:space="preserve">print</w:t>
+      </w:r>
+      <w:r>
+        <w:rPr>
+          <w:rStyle w:val="NormalTok"/>
+        </w:rPr>
+        <w:t xml:space="preserve">(</w:t>
+      </w:r>
+      <w:r>
+        <w:rPr>
+          <w:rStyle w:val="StringTok"/>
+        </w:rPr>
+        <w:t xml:space="preserve">"### Regression Results"</w:t>
+      </w:r>
+      <w:r>
+        <w:rPr>
+          <w:rStyle w:val="NormalTok"/>
+        </w:rPr>
+        <w:t xml:space="preserve">)</w:t>
+      </w:r>
+      <w:r>
+        <w:br/>
+      </w:r>
+      <w:r>
+        <w:rPr>
+          <w:rStyle w:val="NormalTok"/>
+        </w:rPr>
+        <w:t xml:space="preserve">    </w:t>
+      </w:r>
+      <w:r>
+        <w:rPr>
+          <w:rStyle w:val="BuiltInTok"/>
+        </w:rPr>
+        <w:t xml:space="preserve">print</w:t>
+      </w:r>
+      <w:r>
+        <w:rPr>
+          <w:rStyle w:val="NormalTok"/>
+        </w:rPr>
+        <w:t xml:space="preserve">(</w:t>
+      </w:r>
+      <w:r>
+        <w:rPr>
+          <w:rStyle w:val="SpecialStringTok"/>
+        </w:rPr>
+        <w:t xml:space="preserve">f"R-squared: </w:t>
+      </w:r>
+      <w:r>
+        <w:rPr>
+          <w:rStyle w:val="SpecialCharTok"/>
+        </w:rPr>
+        <w:t xml:space="preserve">{</w:t>
+      </w:r>
+      <w:r>
+        <w:rPr>
+          <w:rStyle w:val="NormalTok"/>
+        </w:rPr>
+        <w:t xml:space="preserve">r_squared</w:t>
+      </w:r>
+      <w:r>
+        <w:rPr>
+          <w:rStyle w:val="SpecialCharTok"/>
+        </w:rPr>
+        <w:t xml:space="preserve">:.3f}</w:t>
+      </w:r>
+      <w:r>
+        <w:rPr>
+          <w:rStyle w:val="SpecialStringTok"/>
+        </w:rPr>
+        <w:t xml:space="preserve">"</w:t>
+      </w:r>
+      <w:r>
+        <w:rPr>
+          <w:rStyle w:val="NormalTok"/>
+        </w:rPr>
+        <w:t xml:space="preserve">)</w:t>
+      </w:r>
+      <w:r>
+        <w:br/>
+      </w:r>
+      <w:r>
+        <w:rPr>
+          <w:rStyle w:val="NormalTok"/>
+        </w:rPr>
+        <w:t xml:space="preserve">    </w:t>
+      </w:r>
+      <w:r>
+        <w:rPr>
+          <w:rStyle w:val="BuiltInTok"/>
+        </w:rPr>
+        <w:t xml:space="preserve">print</w:t>
+      </w:r>
+      <w:r>
+        <w:rPr>
+          <w:rStyle w:val="NormalTok"/>
+        </w:rPr>
+        <w:t xml:space="preserve">(</w:t>
+      </w:r>
+      <w:r>
+        <w:rPr>
+          <w:rStyle w:val="SpecialStringTok"/>
+        </w:rPr>
+        <w:t xml:space="preserve">f"Sample size: </w:t>
+      </w:r>
+      <w:r>
+        <w:rPr>
+          <w:rStyle w:val="SpecialCharTok"/>
+        </w:rPr>
+        <w:t xml:space="preserve">{</w:t>
+      </w:r>
+      <w:r>
+        <w:rPr>
+          <w:rStyle w:val="BuiltInTok"/>
+        </w:rPr>
+        <w:t xml:space="preserve">len</w:t>
+      </w:r>
+      <w:r>
+        <w:rPr>
+          <w:rStyle w:val="NormalTok"/>
+        </w:rPr>
+        <w:t xml:space="preserve">(y)</w:t>
+      </w:r>
+      <w:r>
+        <w:rPr>
+          <w:rStyle w:val="SpecialCharTok"/>
+        </w:rPr>
+        <w:t xml:space="preserve">}</w:t>
+      </w:r>
+      <w:r>
+        <w:rPr>
+          <w:rStyle w:val="SpecialStringTok"/>
+        </w:rPr>
+        <w:t xml:space="preserve">"</w:t>
+      </w:r>
+      <w:r>
+        <w:rPr>
+          <w:rStyle w:val="NormalTok"/>
+        </w:rPr>
+        <w:t xml:space="preserve">)</w:t>
+      </w:r>
+      <w:r>
+        <w:br/>
+      </w:r>
+      <w:r>
+        <w:rPr>
+          <w:rStyle w:val="NormalTok"/>
+        </w:rPr>
+        <w:t xml:space="preserve">    </w:t>
+      </w:r>
+      <w:r>
+        <w:rPr>
+          <w:rStyle w:val="BuiltInTok"/>
+        </w:rPr>
+        <w:t xml:space="preserve">print</w:t>
+      </w:r>
+      <w:r>
+        <w:rPr>
+          <w:rStyle w:val="NormalTok"/>
+        </w:rPr>
+        <w:t xml:space="preserve">(</w:t>
+      </w:r>
+      <w:r>
+        <w:rPr>
+          <w:rStyle w:val="SpecialStringTok"/>
+        </w:rPr>
+        <w:t xml:space="preserve">f"Slope: </w:t>
+      </w:r>
+      <w:r>
+        <w:rPr>
+          <w:rStyle w:val="SpecialCharTok"/>
+        </w:rPr>
+        <w:t xml:space="preserve">{</w:t>
+      </w:r>
+      <w:r>
+        <w:rPr>
+          <w:rStyle w:val="NormalTok"/>
+        </w:rPr>
+        <w:t xml:space="preserve">slope</w:t>
+      </w:r>
+      <w:r>
+        <w:rPr>
+          <w:rStyle w:val="SpecialCharTok"/>
+        </w:rPr>
+        <w:t xml:space="preserve">:.4f}</w:t>
+      </w:r>
+      <w:r>
+        <w:rPr>
+          <w:rStyle w:val="SpecialStringTok"/>
+        </w:rPr>
+        <w:t xml:space="preserve">"</w:t>
+      </w:r>
+      <w:r>
+        <w:rPr>
+          <w:rStyle w:val="NormalTok"/>
+        </w:rPr>
+        <w:t xml:space="preserve">)</w:t>
+      </w:r>
+      <w:r>
+        <w:br/>
+      </w:r>
+      <w:r>
+        <w:rPr>
+          <w:rStyle w:val="NormalTok"/>
+        </w:rPr>
+        <w:t xml:space="preserve">    </w:t>
+      </w:r>
+      <w:r>
+        <w:rPr>
+          <w:rStyle w:val="BuiltInTok"/>
+        </w:rPr>
+        <w:t xml:space="preserve">print</w:t>
+      </w:r>
+      <w:r>
+        <w:rPr>
+          <w:rStyle w:val="NormalTok"/>
+        </w:rPr>
+        <w:t xml:space="preserve">(</w:t>
+      </w:r>
+      <w:r>
+        <w:rPr>
+          <w:rStyle w:val="SpecialStringTok"/>
+        </w:rPr>
+        <w:t xml:space="preserve">f"Intercept: </w:t>
+      </w:r>
+      <w:r>
+        <w:rPr>
+          <w:rStyle w:val="SpecialCharTok"/>
+        </w:rPr>
+        <w:t xml:space="preserve">{</w:t>
+      </w:r>
+      <w:r>
+        <w:rPr>
+          <w:rStyle w:val="NormalTok"/>
+        </w:rPr>
+        <w:t xml:space="preserve">intercept</w:t>
+      </w:r>
+      <w:r>
+        <w:rPr>
+          <w:rStyle w:val="SpecialCharTok"/>
+        </w:rPr>
+        <w:t xml:space="preserve">:.4f}</w:t>
+      </w:r>
+      <w:r>
+        <w:rPr>
+          <w:rStyle w:val="SpecialStringTok"/>
+        </w:rPr>
+        <w:t xml:space="preserve">"</w:t>
+      </w:r>
+      <w:r>
+        <w:rPr>
+          <w:rStyle w:val="NormalTok"/>
+        </w:rPr>
+        <w:t xml:space="preserve">)</w:t>
+      </w:r>
+      <w:r>
+        <w:br/>
+      </w:r>
+      <w:r>
+        <w:rPr>
+          <w:rStyle w:val="NormalTok"/>
+        </w:rPr>
+        <w:t xml:space="preserve">    </w:t>
+      </w:r>
+      <w:r>
+        <w:rPr>
+          <w:rStyle w:val="BuiltInTok"/>
+        </w:rPr>
+        <w:t xml:space="preserve">print</w:t>
+      </w:r>
+      <w:r>
+        <w:rPr>
+          <w:rStyle w:val="NormalTok"/>
+        </w:rPr>
+        <w:t xml:space="preserve">(</w:t>
+      </w:r>
+      <w:r>
+        <w:rPr>
+          <w:rStyle w:val="SpecialStringTok"/>
+        </w:rPr>
+        <w:t xml:space="preserve">f"p-value: </w:t>
+      </w:r>
+      <w:r>
+        <w:rPr>
+          <w:rStyle w:val="SpecialCharTok"/>
+        </w:rPr>
+        <w:t xml:space="preserve">{</w:t>
+      </w:r>
+      <w:r>
+        <w:rPr>
+          <w:rStyle w:val="NormalTok"/>
+        </w:rPr>
+        <w:t xml:space="preserve">p_value</w:t>
+      </w:r>
+      <w:r>
+        <w:rPr>
+          <w:rStyle w:val="SpecialCharTok"/>
+        </w:rPr>
+        <w:t xml:space="preserve">:.4f}</w:t>
+      </w:r>
+      <w:r>
+        <w:rPr>
+          <w:rStyle w:val="SpecialStringTok"/>
+        </w:rPr>
+        <w:t xml:space="preserve">"</w:t>
+      </w:r>
+      <w:r>
+        <w:rPr>
+          <w:rStyle w:val="NormalTok"/>
+        </w:rPr>
+        <w:t xml:space="preserve">)</w:t>
+      </w:r>
+      <w:r>
+        <w:br/>
+      </w:r>
+      <w:r>
+        <w:rPr>
+          <w:rStyle w:val="NormalTok"/>
+        </w:rPr>
+        <w:t xml:space="preserve">    </w:t>
+      </w:r>
+      <w:r>
+        <w:rPr>
+          <w:rStyle w:val="BuiltInTok"/>
+        </w:rPr>
+        <w:t xml:space="preserve">print</w:t>
+      </w:r>
+      <w:r>
+        <w:rPr>
+          <w:rStyle w:val="NormalTok"/>
+        </w:rPr>
+        <w:t xml:space="preserve">(</w:t>
+      </w:r>
+      <w:r>
+        <w:rPr>
+          <w:rStyle w:val="SpecialStringTok"/>
+        </w:rPr>
+        <w:t xml:space="preserve">f"Standard error: </w:t>
+      </w:r>
+      <w:r>
+        <w:rPr>
+          <w:rStyle w:val="SpecialCharTok"/>
+        </w:rPr>
+        <w:t xml:space="preserve">{</w:t>
+      </w:r>
+      <w:r>
+        <w:rPr>
+          <w:rStyle w:val="NormalTok"/>
+        </w:rPr>
+        <w:t xml:space="preserve">std_err</w:t>
+      </w:r>
+      <w:r>
+        <w:rPr>
+          <w:rStyle w:val="SpecialCharTok"/>
+        </w:rPr>
+        <w:t xml:space="preserve">:.4f}</w:t>
+      </w:r>
+      <w:r>
+        <w:rPr>
+          <w:rStyle w:val="SpecialStringTok"/>
+        </w:rPr>
+        <w:t xml:space="preserve">"</w:t>
+      </w:r>
+      <w:r>
+        <w:rPr>
+          <w:rStyle w:val="NormalTok"/>
+        </w:rPr>
+        <w:t xml:space="preserve">)</w:t>
+      </w:r>
+      <w:r>
+        <w:br/>
+      </w:r>
+      <w:r>
+        <w:rPr>
+          <w:rStyle w:val="ControlFlowTok"/>
+        </w:rPr>
+        <w:t xml:space="preserve">else</w:t>
+      </w:r>
+      <w:r>
+        <w:rPr>
+          <w:rStyle w:val="NormalTok"/>
+        </w:rPr>
+        <w:t xml:space="preserve">:</w:t>
+      </w:r>
+      <w:r>
+        <w:br/>
+      </w:r>
+      <w:r>
+        <w:rPr>
+          <w:rStyle w:val="NormalTok"/>
+        </w:rPr>
+        <w:t xml:space="preserve">    </w:t>
+      </w:r>
+      <w:r>
+        <w:rPr>
+          <w:rStyle w:val="BuiltInTok"/>
+        </w:rPr>
+        <w:t xml:space="preserve">print</w:t>
+      </w:r>
+      <w:r>
+        <w:rPr>
+          <w:rStyle w:val="NormalTok"/>
+        </w:rPr>
+        <w:t xml:space="preserve">(</w:t>
+      </w:r>
+      <w:r>
+        <w:rPr>
+          <w:rStyle w:val="StringTok"/>
+        </w:rPr>
+        <w:t xml:space="preserve">"*Regression analysis requires actual data files to run properly.*"</w:t>
+      </w:r>
+      <w:r>
+        <w:rPr>
+          <w:rStyle w:val="NormalTok"/>
+        </w:rPr>
+        <w:t xml:space="preserve">)</w:t>
+      </w:r>
+      <w:r>
+        <w:br/>
+      </w:r>
+      <w:r>
+        <w:br/>
+      </w:r>
+      <w:r>
+        <w:rPr>
+          <w:rStyle w:val="NormalTok"/>
+        </w:rPr>
+        <w:t xml:space="preserve">table_data </w:t>
+      </w:r>
+      <w:r>
+        <w:rPr>
+          <w:rStyle w:val="OperatorTok"/>
+        </w:rPr>
+        <w:t xml:space="preserve">=</w:t>
+      </w:r>
+      <w:r>
+        <w:rPr>
+          <w:rStyle w:val="NormalTok"/>
+        </w:rPr>
+        <w:t xml:space="preserve"> {</w:t>
+      </w:r>
+      <w:r>
+        <w:br/>
+      </w:r>
+      <w:r>
+        <w:rPr>
+          <w:rStyle w:val="NormalTok"/>
+        </w:rPr>
+        <w:t xml:space="preserve">    </w:t>
+      </w:r>
+      <w:r>
+        <w:rPr>
+          <w:rStyle w:val="StringTok"/>
+        </w:rPr>
+        <w:t xml:space="preserve">'R-squared'</w:t>
+      </w:r>
+      <w:r>
+        <w:rPr>
+          <w:rStyle w:val="NormalTok"/>
+        </w:rPr>
+        <w:t xml:space="preserve">: [</w:t>
+      </w:r>
+      <w:r>
+        <w:rPr>
+          <w:rStyle w:val="SpecialStringTok"/>
+        </w:rPr>
+        <w:t xml:space="preserve">f"</w:t>
+      </w:r>
+      <w:r>
+        <w:rPr>
+          <w:rStyle w:val="SpecialCharTok"/>
+        </w:rPr>
+        <w:t xml:space="preserve">{</w:t>
+      </w:r>
+      <w:r>
+        <w:rPr>
+          <w:rStyle w:val="NormalTok"/>
+        </w:rPr>
+        <w:t xml:space="preserve">r_squared</w:t>
+      </w:r>
+      <w:r>
+        <w:rPr>
+          <w:rStyle w:val="SpecialCharTok"/>
+        </w:rPr>
+        <w:t xml:space="preserve">:.3f}</w:t>
+      </w:r>
+      <w:r>
+        <w:rPr>
+          <w:rStyle w:val="SpecialStringTok"/>
+        </w:rPr>
+        <w:t xml:space="preserve">"</w:t>
+      </w:r>
+      <w:r>
+        <w:rPr>
+          <w:rStyle w:val="NormalTok"/>
+        </w:rPr>
+        <w:t xml:space="preserve">],</w:t>
+      </w:r>
+      <w:r>
+        <w:br/>
+      </w:r>
+      <w:r>
+        <w:rPr>
+          <w:rStyle w:val="NormalTok"/>
+        </w:rPr>
+        <w:t xml:space="preserve">    </w:t>
+      </w:r>
+      <w:r>
+        <w:rPr>
+          <w:rStyle w:val="StringTok"/>
+        </w:rPr>
+        <w:t xml:space="preserve">'Sample size'</w:t>
+      </w:r>
+      <w:r>
+        <w:rPr>
+          <w:rStyle w:val="NormalTok"/>
+        </w:rPr>
+        <w:t xml:space="preserve">: [</w:t>
+      </w:r>
+      <w:r>
+        <w:rPr>
+          <w:rStyle w:val="BuiltInTok"/>
+        </w:rPr>
+        <w:t xml:space="preserve">len</w:t>
+      </w:r>
+      <w:r>
+        <w:rPr>
+          <w:rStyle w:val="NormalTok"/>
+        </w:rPr>
+        <w:t xml:space="preserve">(y)],</w:t>
+      </w:r>
+      <w:r>
+        <w:br/>
+      </w:r>
+      <w:r>
+        <w:rPr>
+          <w:rStyle w:val="NormalTok"/>
+        </w:rPr>
+        <w:t xml:space="preserve">    </w:t>
+      </w:r>
+      <w:r>
+        <w:rPr>
+          <w:rStyle w:val="StringTok"/>
+        </w:rPr>
+        <w:t xml:space="preserve">'Slope'</w:t>
+      </w:r>
+      <w:r>
+        <w:rPr>
+          <w:rStyle w:val="NormalTok"/>
+        </w:rPr>
+        <w:t xml:space="preserve">: [</w:t>
+      </w:r>
+      <w:r>
+        <w:rPr>
+          <w:rStyle w:val="SpecialStringTok"/>
+        </w:rPr>
+        <w:t xml:space="preserve">f"</w:t>
+      </w:r>
+      <w:r>
+        <w:rPr>
+          <w:rStyle w:val="SpecialCharTok"/>
+        </w:rPr>
+        <w:t xml:space="preserve">{</w:t>
+      </w:r>
+      <w:r>
+        <w:rPr>
+          <w:rStyle w:val="NormalTok"/>
+        </w:rPr>
+        <w:t xml:space="preserve">slope</w:t>
+      </w:r>
+      <w:r>
+        <w:rPr>
+          <w:rStyle w:val="SpecialCharTok"/>
+        </w:rPr>
+        <w:t xml:space="preserve">:.4f}</w:t>
+      </w:r>
+      <w:r>
+        <w:rPr>
+          <w:rStyle w:val="SpecialStringTok"/>
+        </w:rPr>
+        <w:t xml:space="preserve">"</w:t>
+      </w:r>
+      <w:r>
+        <w:rPr>
+          <w:rStyle w:val="NormalTok"/>
+        </w:rPr>
+        <w:t xml:space="preserve">],</w:t>
+      </w:r>
+      <w:r>
+        <w:br/>
+      </w:r>
+      <w:r>
+        <w:rPr>
+          <w:rStyle w:val="NormalTok"/>
+        </w:rPr>
+        <w:t xml:space="preserve">    </w:t>
+      </w:r>
+      <w:r>
+        <w:rPr>
+          <w:rStyle w:val="StringTok"/>
+        </w:rPr>
+        <w:t xml:space="preserve">'Intercept'</w:t>
+      </w:r>
+      <w:r>
+        <w:rPr>
+          <w:rStyle w:val="NormalTok"/>
+        </w:rPr>
+        <w:t xml:space="preserve">: [</w:t>
+      </w:r>
+      <w:r>
+        <w:rPr>
+          <w:rStyle w:val="SpecialStringTok"/>
+        </w:rPr>
+        <w:t xml:space="preserve">f"</w:t>
+      </w:r>
+      <w:r>
+        <w:rPr>
+          <w:rStyle w:val="SpecialCharTok"/>
+        </w:rPr>
+        <w:t xml:space="preserve">{</w:t>
+      </w:r>
+      <w:r>
+        <w:rPr>
+          <w:rStyle w:val="NormalTok"/>
+        </w:rPr>
+        <w:t xml:space="preserve">intercept</w:t>
+      </w:r>
+      <w:r>
+        <w:rPr>
+          <w:rStyle w:val="SpecialCharTok"/>
+        </w:rPr>
+        <w:t xml:space="preserve">:.4f}</w:t>
+      </w:r>
+      <w:r>
+        <w:rPr>
+          <w:rStyle w:val="SpecialStringTok"/>
+        </w:rPr>
+        <w:t xml:space="preserve">"</w:t>
+      </w:r>
+      <w:r>
+        <w:rPr>
+          <w:rStyle w:val="NormalTok"/>
+        </w:rPr>
+        <w:t xml:space="preserve">],</w:t>
+      </w:r>
+      <w:r>
+        <w:br/>
+      </w:r>
+      <w:r>
+        <w:rPr>
+          <w:rStyle w:val="NormalTok"/>
+        </w:rPr>
+        <w:t xml:space="preserve">    </w:t>
+      </w:r>
+      <w:r>
+        <w:rPr>
+          <w:rStyle w:val="StringTok"/>
+        </w:rPr>
+        <w:t xml:space="preserve">'p-value'</w:t>
+      </w:r>
+      <w:r>
+        <w:rPr>
+          <w:rStyle w:val="NormalTok"/>
+        </w:rPr>
+        <w:t xml:space="preserve">: [</w:t>
+      </w:r>
+      <w:r>
+        <w:rPr>
+          <w:rStyle w:val="SpecialStringTok"/>
+        </w:rPr>
+        <w:t xml:space="preserve">f"</w:t>
+      </w:r>
+      <w:r>
+        <w:rPr>
+          <w:rStyle w:val="SpecialCharTok"/>
+        </w:rPr>
+        <w:t xml:space="preserve">{</w:t>
+      </w:r>
+      <w:r>
+        <w:rPr>
+          <w:rStyle w:val="NormalTok"/>
+        </w:rPr>
+        <w:t xml:space="preserve">p_value</w:t>
+      </w:r>
+      <w:r>
+        <w:rPr>
+          <w:rStyle w:val="SpecialCharTok"/>
+        </w:rPr>
+        <w:t xml:space="preserve">:.4f}</w:t>
+      </w:r>
+      <w:r>
+        <w:rPr>
+          <w:rStyle w:val="SpecialStringTok"/>
+        </w:rPr>
+        <w:t xml:space="preserve">"</w:t>
+      </w:r>
+      <w:r>
+        <w:rPr>
+          <w:rStyle w:val="NormalTok"/>
+        </w:rPr>
+        <w:t xml:space="preserve">],</w:t>
+      </w:r>
+      <w:r>
+        <w:br/>
+      </w:r>
+      <w:r>
+        <w:rPr>
+          <w:rStyle w:val="NormalTok"/>
+        </w:rPr>
+        <w:t xml:space="preserve">    </w:t>
+      </w:r>
+      <w:r>
+        <w:rPr>
+          <w:rStyle w:val="StringTok"/>
+        </w:rPr>
+        <w:t xml:space="preserve">'Standard error'</w:t>
+      </w:r>
+      <w:r>
+        <w:rPr>
+          <w:rStyle w:val="NormalTok"/>
+        </w:rPr>
+        <w:t xml:space="preserve">: [</w:t>
+      </w:r>
+      <w:r>
+        <w:rPr>
+          <w:rStyle w:val="SpecialStringTok"/>
+        </w:rPr>
+        <w:t xml:space="preserve">f"</w:t>
+      </w:r>
+      <w:r>
+        <w:rPr>
+          <w:rStyle w:val="SpecialCharTok"/>
+        </w:rPr>
+        <w:t xml:space="preserve">{</w:t>
+      </w:r>
+      <w:r>
+        <w:rPr>
+          <w:rStyle w:val="NormalTok"/>
+        </w:rPr>
+        <w:t xml:space="preserve">std_err</w:t>
+      </w:r>
+      <w:r>
+        <w:rPr>
+          <w:rStyle w:val="SpecialCharTok"/>
+        </w:rPr>
+        <w:t xml:space="preserve">:.4f}</w:t>
+      </w:r>
+      <w:r>
+        <w:rPr>
+          <w:rStyle w:val="SpecialStringTok"/>
+        </w:rPr>
+        <w:t xml:space="preserve">"</w:t>
+      </w:r>
+      <w:r>
+        <w:rPr>
+          <w:rStyle w:val="NormalTok"/>
+        </w:rPr>
+        <w:t xml:space="preserve">]</w:t>
+      </w:r>
+      <w:r>
+        <w:br/>
+      </w:r>
+      <w:r>
+        <w:rPr>
+          <w:rStyle w:val="NormalTok"/>
+        </w:rPr>
+        <w:t xml:space="preserve">}</w:t>
+      </w:r>
+      <w:r>
+        <w:br/>
+      </w:r>
+      <w:r>
+        <w:br/>
+      </w:r>
+      <w:r>
+        <w:rPr>
+          <w:rStyle w:val="NormalTok"/>
+        </w:rPr>
+        <w:t xml:space="preserve">pd.DataFrame(table_data)</w:t>
+      </w:r>
+    </w:p>
+    <w:p>
+      <w:pPr>
+        <w:pStyle w:val="SourceCode"/>
+      </w:pPr>
+      <w:r>
+        <w:rPr>
+          <w:rStyle w:val="VerbatimChar"/>
+        </w:rPr>
+        <w:t xml:space="preserve">### Regression Results</w:t>
+      </w:r>
+      <w:r>
+        <w:br/>
+      </w:r>
+      <w:r>
+        <w:rPr>
+          <w:rStyle w:val="VerbatimChar"/>
+        </w:rPr>
+        <w:t xml:space="preserve">R-squared: 0.108</w:t>
+      </w:r>
+      <w:r>
+        <w:br/>
+      </w:r>
+      <w:r>
+        <w:rPr>
+          <w:rStyle w:val="VerbatimChar"/>
+        </w:rPr>
+        <w:t xml:space="preserve">Sample size: 252</w:t>
+      </w:r>
+      <w:r>
+        <w:br/>
+      </w:r>
+      <w:r>
+        <w:rPr>
+          <w:rStyle w:val="VerbatimChar"/>
+        </w:rPr>
+        <w:t xml:space="preserve">Slope: -0.4147</w:t>
+      </w:r>
+      <w:r>
+        <w:br/>
+      </w:r>
+      <w:r>
+        <w:rPr>
+          <w:rStyle w:val="VerbatimChar"/>
+        </w:rPr>
+        <w:t xml:space="preserve">Intercept: 2.8160</w:t>
+      </w:r>
+      <w:r>
+        <w:br/>
+      </w:r>
+      <w:r>
+        <w:rPr>
+          <w:rStyle w:val="VerbatimChar"/>
+        </w:rPr>
+        <w:t xml:space="preserve">p-value: 0.0000</w:t>
+      </w:r>
+      <w:r>
+        <w:br/>
+      </w:r>
+      <w:r>
+        <w:rPr>
+          <w:rStyle w:val="VerbatimChar"/>
+        </w:rPr>
+        <w:t xml:space="preserve">Standard error: 0.0753</w:t>
       </w:r>
     </w:p>
     <w:tbl>
@@ -1913,853 +3414,7 @@
       <w:tr>
         <w:tc>
           <w:tcPr/>
-          <w:bookmarkStart w:id="15" w:name="fig-regression-results"/>
-          <w:p>
-            <w:pPr>
-              <w:pStyle w:val="SourceCode"/>
-              <w:jc w:val="center"/>
-            </w:pPr>
-            <w:r>
-              <w:rPr>
-                <w:rStyle w:val="NormalTok"/>
-              </w:rPr>
-              <w:t xml:space="preserve">regression_data </w:t>
-            </w:r>
-            <w:r>
-              <w:rPr>
-                <w:rStyle w:val="OperatorTok"/>
-              </w:rPr>
-              <w:t xml:space="preserve">=</w:t>
-            </w:r>
-            <w:r>
-              <w:rPr>
-                <w:rStyle w:val="NormalTok"/>
-              </w:rPr>
-              <w:t xml:space="preserve"> merged_data[[</w:t>
-            </w:r>
-            <w:r>
-              <w:rPr>
-                <w:rStyle w:val="StringTok"/>
-              </w:rPr>
-              <w:t xml:space="preserve">'ca_mean'</w:t>
-            </w:r>
-            <w:r>
-              <w:rPr>
-                <w:rStyle w:val="NormalTok"/>
-              </w:rPr>
-              <w:t xml:space="preserve">, </w:t>
-            </w:r>
-            <w:r>
-              <w:rPr>
-                <w:rStyle w:val="StringTok"/>
-              </w:rPr>
-              <w:t xml:space="preserve">'pt_usage_mean'</w:t>
-            </w:r>
-            <w:r>
-              <w:rPr>
-                <w:rStyle w:val="NormalTok"/>
-              </w:rPr>
-              <w:t xml:space="preserve">]].dropna()</w:t>
-            </w:r>
-            <w:r>
-              <w:br/>
-            </w:r>
-            <w:r>
-              <w:br/>
-            </w:r>
-            <w:r>
-              <w:rPr>
-                <w:rStyle w:val="CommentTok"/>
-              </w:rPr>
-              <w:t xml:space="preserve"># Run regression model</w:t>
-            </w:r>
-            <w:r>
-              <w:br/>
-            </w:r>
-            <w:r>
-              <w:rPr>
-                <w:rStyle w:val="ControlFlowTok"/>
-              </w:rPr>
-              <w:t xml:space="preserve">if</w:t>
-            </w:r>
-            <w:r>
-              <w:rPr>
-                <w:rStyle w:val="NormalTok"/>
-              </w:rPr>
-              <w:t xml:space="preserve"> </w:t>
-            </w:r>
-            <w:r>
-              <w:rPr>
-                <w:rStyle w:val="BuiltInTok"/>
-              </w:rPr>
-              <w:t xml:space="preserve">len</w:t>
-            </w:r>
-            <w:r>
-              <w:rPr>
-                <w:rStyle w:val="NormalTok"/>
-              </w:rPr>
-              <w:t xml:space="preserve">(regression_data) </w:t>
-            </w:r>
-            <w:r>
-              <w:rPr>
-                <w:rStyle w:val="OperatorTok"/>
-              </w:rPr>
-              <w:t xml:space="preserve">&gt;</w:t>
-            </w:r>
-            <w:r>
-              <w:rPr>
-                <w:rStyle w:val="NormalTok"/>
-              </w:rPr>
-              <w:t xml:space="preserve"> </w:t>
-            </w:r>
-            <w:r>
-              <w:rPr>
-                <w:rStyle w:val="DecValTok"/>
-              </w:rPr>
-              <w:t xml:space="preserve">0</w:t>
-            </w:r>
-            <w:r>
-              <w:rPr>
-                <w:rStyle w:val="NormalTok"/>
-              </w:rPr>
-              <w:t xml:space="preserve"> </w:t>
-            </w:r>
-            <w:r>
-              <w:rPr>
-                <w:rStyle w:val="KeywordTok"/>
-              </w:rPr>
-              <w:t xml:space="preserve">and</w:t>
-            </w:r>
-            <w:r>
-              <w:rPr>
-                <w:rStyle w:val="NormalTok"/>
-              </w:rPr>
-              <w:t xml:space="preserve"> </w:t>
-            </w:r>
-            <w:r>
-              <w:rPr>
-                <w:rStyle w:val="StringTok"/>
-              </w:rPr>
-              <w:t xml:space="preserve">'ca_mean'</w:t>
-            </w:r>
-            <w:r>
-              <w:rPr>
-                <w:rStyle w:val="NormalTok"/>
-              </w:rPr>
-              <w:t xml:space="preserve"> </w:t>
-            </w:r>
-            <w:r>
-              <w:rPr>
-                <w:rStyle w:val="KeywordTok"/>
-              </w:rPr>
-              <w:t xml:space="preserve">in</w:t>
-            </w:r>
-            <w:r>
-              <w:rPr>
-                <w:rStyle w:val="NormalTok"/>
-              </w:rPr>
-              <w:t xml:space="preserve"> regression_data.columns </w:t>
-            </w:r>
-            <w:r>
-              <w:rPr>
-                <w:rStyle w:val="KeywordTok"/>
-              </w:rPr>
-              <w:t xml:space="preserve">and</w:t>
-            </w:r>
-            <w:r>
-              <w:rPr>
-                <w:rStyle w:val="NormalTok"/>
-              </w:rPr>
-              <w:t xml:space="preserve"> </w:t>
-            </w:r>
-            <w:r>
-              <w:rPr>
-                <w:rStyle w:val="StringTok"/>
-              </w:rPr>
-              <w:t xml:space="preserve">'pt_usage_mean'</w:t>
-            </w:r>
-            <w:r>
-              <w:rPr>
-                <w:rStyle w:val="NormalTok"/>
-              </w:rPr>
-              <w:t xml:space="preserve"> </w:t>
-            </w:r>
-            <w:r>
-              <w:rPr>
-                <w:rStyle w:val="KeywordTok"/>
-              </w:rPr>
-              <w:t xml:space="preserve">in</w:t>
-            </w:r>
-            <w:r>
-              <w:rPr>
-                <w:rStyle w:val="NormalTok"/>
-              </w:rPr>
-              <w:t xml:space="preserve"> regression_data.columns:</w:t>
-            </w:r>
-            <w:r>
-              <w:br/>
-            </w:r>
-            <w:r>
-              <w:rPr>
-                <w:rStyle w:val="NormalTok"/>
-              </w:rPr>
-              <w:t xml:space="preserve">    X </w:t>
-            </w:r>
-            <w:r>
-              <w:rPr>
-                <w:rStyle w:val="OperatorTok"/>
-              </w:rPr>
-              <w:t xml:space="preserve">=</w:t>
-            </w:r>
-            <w:r>
-              <w:rPr>
-                <w:rStyle w:val="NormalTok"/>
-              </w:rPr>
-              <w:t xml:space="preserve"> regression_data[</w:t>
-            </w:r>
-            <w:r>
-              <w:rPr>
-                <w:rStyle w:val="StringTok"/>
-              </w:rPr>
-              <w:t xml:space="preserve">'ca_mean'</w:t>
-            </w:r>
-            <w:r>
-              <w:rPr>
-                <w:rStyle w:val="NormalTok"/>
-              </w:rPr>
-              <w:t xml:space="preserve">].values</w:t>
-            </w:r>
-            <w:r>
-              <w:br/>
-            </w:r>
-            <w:r>
-              <w:rPr>
-                <w:rStyle w:val="NormalTok"/>
-              </w:rPr>
-              <w:t xml:space="preserve">    y </w:t>
-            </w:r>
-            <w:r>
-              <w:rPr>
-                <w:rStyle w:val="OperatorTok"/>
-              </w:rPr>
-              <w:t xml:space="preserve">=</w:t>
-            </w:r>
-            <w:r>
-              <w:rPr>
-                <w:rStyle w:val="NormalTok"/>
-              </w:rPr>
-              <w:t xml:space="preserve"> regression_data[</w:t>
-            </w:r>
-            <w:r>
-              <w:rPr>
-                <w:rStyle w:val="StringTok"/>
-              </w:rPr>
-              <w:t xml:space="preserve">'pt_usage_mean'</w:t>
-            </w:r>
-            <w:r>
-              <w:rPr>
-                <w:rStyle w:val="NormalTok"/>
-              </w:rPr>
-              <w:t xml:space="preserve">].values</w:t>
-            </w:r>
-            <w:r>
-              <w:br/>
-            </w:r>
-            <w:r>
-              <w:rPr>
-                <w:rStyle w:val="NormalTok"/>
-              </w:rPr>
-              <w:t xml:space="preserve">    </w:t>
-            </w:r>
-            <w:r>
-              <w:br/>
-            </w:r>
-            <w:r>
-              <w:rPr>
-                <w:rStyle w:val="NormalTok"/>
-              </w:rPr>
-              <w:t xml:space="preserve">    </w:t>
-            </w:r>
-            <w:r>
-              <w:rPr>
-                <w:rStyle w:val="CommentTok"/>
-              </w:rPr>
-              <w:t xml:space="preserve"># linear regression</w:t>
-            </w:r>
-            <w:r>
-              <w:br/>
-            </w:r>
-            <w:r>
-              <w:rPr>
-                <w:rStyle w:val="NormalTok"/>
-              </w:rPr>
-              <w:t xml:space="preserve">    slope, intercept, r_value, p_value, std_err </w:t>
-            </w:r>
-            <w:r>
-              <w:rPr>
-                <w:rStyle w:val="OperatorTok"/>
-              </w:rPr>
-              <w:t xml:space="preserve">=</w:t>
-            </w:r>
-            <w:r>
-              <w:rPr>
-                <w:rStyle w:val="NormalTok"/>
-              </w:rPr>
-              <w:t xml:space="preserve"> stats.linregress(X, y)</w:t>
-            </w:r>
-            <w:r>
-              <w:br/>
-            </w:r>
-            <w:r>
-              <w:rPr>
-                <w:rStyle w:val="NormalTok"/>
-              </w:rPr>
-              <w:t xml:space="preserve">    r_squared </w:t>
-            </w:r>
-            <w:r>
-              <w:rPr>
-                <w:rStyle w:val="OperatorTok"/>
-              </w:rPr>
-              <w:t xml:space="preserve">=</w:t>
-            </w:r>
-            <w:r>
-              <w:rPr>
-                <w:rStyle w:val="NormalTok"/>
-              </w:rPr>
-              <w:t xml:space="preserve"> r_value</w:t>
-            </w:r>
-            <w:r>
-              <w:rPr>
-                <w:rStyle w:val="OperatorTok"/>
-              </w:rPr>
-              <w:t xml:space="preserve">**</w:t>
-            </w:r>
-            <w:r>
-              <w:rPr>
-                <w:rStyle w:val="DecValTok"/>
-              </w:rPr>
-              <w:t xml:space="preserve">2</w:t>
-            </w:r>
-            <w:r>
-              <w:br/>
-            </w:r>
-            <w:r>
-              <w:rPr>
-                <w:rStyle w:val="NormalTok"/>
-              </w:rPr>
-              <w:t xml:space="preserve">    </w:t>
-            </w:r>
-            <w:r>
-              <w:br/>
-            </w:r>
-            <w:r>
-              <w:rPr>
-                <w:rStyle w:val="NormalTok"/>
-              </w:rPr>
-              <w:t xml:space="preserve">    </w:t>
-            </w:r>
-            <w:r>
-              <w:rPr>
-                <w:rStyle w:val="CommentTok"/>
-              </w:rPr>
-              <w:t xml:space="preserve"># results</w:t>
-            </w:r>
-            <w:r>
-              <w:br/>
-            </w:r>
-            <w:r>
-              <w:rPr>
-                <w:rStyle w:val="NormalTok"/>
-              </w:rPr>
-              <w:t xml:space="preserve">    </w:t>
-            </w:r>
-            <w:r>
-              <w:rPr>
-                <w:rStyle w:val="BuiltInTok"/>
-              </w:rPr>
-              <w:t xml:space="preserve">print</w:t>
-            </w:r>
-            <w:r>
-              <w:rPr>
-                <w:rStyle w:val="NormalTok"/>
-              </w:rPr>
-              <w:t xml:space="preserve">(</w:t>
-            </w:r>
-            <w:r>
-              <w:rPr>
-                <w:rStyle w:val="StringTok"/>
-              </w:rPr>
-              <w:t xml:space="preserve">"### Regression Results"</w:t>
-            </w:r>
-            <w:r>
-              <w:rPr>
-                <w:rStyle w:val="NormalTok"/>
-              </w:rPr>
-              <w:t xml:space="preserve">)</w:t>
-            </w:r>
-            <w:r>
-              <w:br/>
-            </w:r>
-            <w:r>
-              <w:rPr>
-                <w:rStyle w:val="NormalTok"/>
-              </w:rPr>
-              <w:t xml:space="preserve">    </w:t>
-            </w:r>
-            <w:r>
-              <w:rPr>
-                <w:rStyle w:val="BuiltInTok"/>
-              </w:rPr>
-              <w:t xml:space="preserve">print</w:t>
-            </w:r>
-            <w:r>
-              <w:rPr>
-                <w:rStyle w:val="NormalTok"/>
-              </w:rPr>
-              <w:t xml:space="preserve">(</w:t>
-            </w:r>
-            <w:r>
-              <w:rPr>
-                <w:rStyle w:val="SpecialStringTok"/>
-              </w:rPr>
-              <w:t xml:space="preserve">f"R-squared: </w:t>
-            </w:r>
-            <w:r>
-              <w:rPr>
-                <w:rStyle w:val="SpecialCharTok"/>
-              </w:rPr>
-              <w:t xml:space="preserve">{</w:t>
-            </w:r>
-            <w:r>
-              <w:rPr>
-                <w:rStyle w:val="NormalTok"/>
-              </w:rPr>
-              <w:t xml:space="preserve">r_squared</w:t>
-            </w:r>
-            <w:r>
-              <w:rPr>
-                <w:rStyle w:val="SpecialCharTok"/>
-              </w:rPr>
-              <w:t xml:space="preserve">:.3f}</w:t>
-            </w:r>
-            <w:r>
-              <w:rPr>
-                <w:rStyle w:val="SpecialStringTok"/>
-              </w:rPr>
-              <w:t xml:space="preserve">"</w:t>
-            </w:r>
-            <w:r>
-              <w:rPr>
-                <w:rStyle w:val="NormalTok"/>
-              </w:rPr>
-              <w:t xml:space="preserve">)</w:t>
-            </w:r>
-            <w:r>
-              <w:br/>
-            </w:r>
-            <w:r>
-              <w:rPr>
-                <w:rStyle w:val="NormalTok"/>
-              </w:rPr>
-              <w:t xml:space="preserve">    </w:t>
-            </w:r>
-            <w:r>
-              <w:rPr>
-                <w:rStyle w:val="BuiltInTok"/>
-              </w:rPr>
-              <w:t xml:space="preserve">print</w:t>
-            </w:r>
-            <w:r>
-              <w:rPr>
-                <w:rStyle w:val="NormalTok"/>
-              </w:rPr>
-              <w:t xml:space="preserve">(</w:t>
-            </w:r>
-            <w:r>
-              <w:rPr>
-                <w:rStyle w:val="SpecialStringTok"/>
-              </w:rPr>
-              <w:t xml:space="preserve">f"Sample size: </w:t>
-            </w:r>
-            <w:r>
-              <w:rPr>
-                <w:rStyle w:val="SpecialCharTok"/>
-              </w:rPr>
-              <w:t xml:space="preserve">{</w:t>
-            </w:r>
-            <w:r>
-              <w:rPr>
-                <w:rStyle w:val="BuiltInTok"/>
-              </w:rPr>
-              <w:t xml:space="preserve">len</w:t>
-            </w:r>
-            <w:r>
-              <w:rPr>
-                <w:rStyle w:val="NormalTok"/>
-              </w:rPr>
-              <w:t xml:space="preserve">(y)</w:t>
-            </w:r>
-            <w:r>
-              <w:rPr>
-                <w:rStyle w:val="SpecialCharTok"/>
-              </w:rPr>
-              <w:t xml:space="preserve">}</w:t>
-            </w:r>
-            <w:r>
-              <w:rPr>
-                <w:rStyle w:val="SpecialStringTok"/>
-              </w:rPr>
-              <w:t xml:space="preserve">"</w:t>
-            </w:r>
-            <w:r>
-              <w:rPr>
-                <w:rStyle w:val="NormalTok"/>
-              </w:rPr>
-              <w:t xml:space="preserve">)</w:t>
-            </w:r>
-            <w:r>
-              <w:br/>
-            </w:r>
-            <w:r>
-              <w:rPr>
-                <w:rStyle w:val="NormalTok"/>
-              </w:rPr>
-              <w:t xml:space="preserve">    </w:t>
-            </w:r>
-            <w:r>
-              <w:rPr>
-                <w:rStyle w:val="BuiltInTok"/>
-              </w:rPr>
-              <w:t xml:space="preserve">print</w:t>
-            </w:r>
-            <w:r>
-              <w:rPr>
-                <w:rStyle w:val="NormalTok"/>
-              </w:rPr>
-              <w:t xml:space="preserve">(</w:t>
-            </w:r>
-            <w:r>
-              <w:rPr>
-                <w:rStyle w:val="SpecialStringTok"/>
-              </w:rPr>
-              <w:t xml:space="preserve">f"Slope: </w:t>
-            </w:r>
-            <w:r>
-              <w:rPr>
-                <w:rStyle w:val="SpecialCharTok"/>
-              </w:rPr>
-              <w:t xml:space="preserve">{</w:t>
-            </w:r>
-            <w:r>
-              <w:rPr>
-                <w:rStyle w:val="NormalTok"/>
-              </w:rPr>
-              <w:t xml:space="preserve">slope</w:t>
-            </w:r>
-            <w:r>
-              <w:rPr>
-                <w:rStyle w:val="SpecialCharTok"/>
-              </w:rPr>
-              <w:t xml:space="preserve">:.4f}</w:t>
-            </w:r>
-            <w:r>
-              <w:rPr>
-                <w:rStyle w:val="SpecialStringTok"/>
-              </w:rPr>
-              <w:t xml:space="preserve">"</w:t>
-            </w:r>
-            <w:r>
-              <w:rPr>
-                <w:rStyle w:val="NormalTok"/>
-              </w:rPr>
-              <w:t xml:space="preserve">)</w:t>
-            </w:r>
-            <w:r>
-              <w:br/>
-            </w:r>
-            <w:r>
-              <w:rPr>
-                <w:rStyle w:val="NormalTok"/>
-              </w:rPr>
-              <w:t xml:space="preserve">    </w:t>
-            </w:r>
-            <w:r>
-              <w:rPr>
-                <w:rStyle w:val="BuiltInTok"/>
-              </w:rPr>
-              <w:t xml:space="preserve">print</w:t>
-            </w:r>
-            <w:r>
-              <w:rPr>
-                <w:rStyle w:val="NormalTok"/>
-              </w:rPr>
-              <w:t xml:space="preserve">(</w:t>
-            </w:r>
-            <w:r>
-              <w:rPr>
-                <w:rStyle w:val="SpecialStringTok"/>
-              </w:rPr>
-              <w:t xml:space="preserve">f"Intercept: </w:t>
-            </w:r>
-            <w:r>
-              <w:rPr>
-                <w:rStyle w:val="SpecialCharTok"/>
-              </w:rPr>
-              <w:t xml:space="preserve">{</w:t>
-            </w:r>
-            <w:r>
-              <w:rPr>
-                <w:rStyle w:val="NormalTok"/>
-              </w:rPr>
-              <w:t xml:space="preserve">intercept</w:t>
-            </w:r>
-            <w:r>
-              <w:rPr>
-                <w:rStyle w:val="SpecialCharTok"/>
-              </w:rPr>
-              <w:t xml:space="preserve">:.4f}</w:t>
-            </w:r>
-            <w:r>
-              <w:rPr>
-                <w:rStyle w:val="SpecialStringTok"/>
-              </w:rPr>
-              <w:t xml:space="preserve">"</w:t>
-            </w:r>
-            <w:r>
-              <w:rPr>
-                <w:rStyle w:val="NormalTok"/>
-              </w:rPr>
-              <w:t xml:space="preserve">)</w:t>
-            </w:r>
-            <w:r>
-              <w:br/>
-            </w:r>
-            <w:r>
-              <w:rPr>
-                <w:rStyle w:val="NormalTok"/>
-              </w:rPr>
-              <w:t xml:space="preserve">    </w:t>
-            </w:r>
-            <w:r>
-              <w:rPr>
-                <w:rStyle w:val="BuiltInTok"/>
-              </w:rPr>
-              <w:t xml:space="preserve">print</w:t>
-            </w:r>
-            <w:r>
-              <w:rPr>
-                <w:rStyle w:val="NormalTok"/>
-              </w:rPr>
-              <w:t xml:space="preserve">(</w:t>
-            </w:r>
-            <w:r>
-              <w:rPr>
-                <w:rStyle w:val="SpecialStringTok"/>
-              </w:rPr>
-              <w:t xml:space="preserve">f"p-value: </w:t>
-            </w:r>
-            <w:r>
-              <w:rPr>
-                <w:rStyle w:val="SpecialCharTok"/>
-              </w:rPr>
-              <w:t xml:space="preserve">{</w:t>
-            </w:r>
-            <w:r>
-              <w:rPr>
-                <w:rStyle w:val="NormalTok"/>
-              </w:rPr>
-              <w:t xml:space="preserve">p_value</w:t>
-            </w:r>
-            <w:r>
-              <w:rPr>
-                <w:rStyle w:val="SpecialCharTok"/>
-              </w:rPr>
-              <w:t xml:space="preserve">:.4f}</w:t>
-            </w:r>
-            <w:r>
-              <w:rPr>
-                <w:rStyle w:val="SpecialStringTok"/>
-              </w:rPr>
-              <w:t xml:space="preserve">"</w:t>
-            </w:r>
-            <w:r>
-              <w:rPr>
-                <w:rStyle w:val="NormalTok"/>
-              </w:rPr>
-              <w:t xml:space="preserve">)</w:t>
-            </w:r>
-            <w:r>
-              <w:br/>
-            </w:r>
-            <w:r>
-              <w:rPr>
-                <w:rStyle w:val="NormalTok"/>
-              </w:rPr>
-              <w:t xml:space="preserve">    </w:t>
-            </w:r>
-            <w:r>
-              <w:rPr>
-                <w:rStyle w:val="BuiltInTok"/>
-              </w:rPr>
-              <w:t xml:space="preserve">print</w:t>
-            </w:r>
-            <w:r>
-              <w:rPr>
-                <w:rStyle w:val="NormalTok"/>
-              </w:rPr>
-              <w:t xml:space="preserve">(</w:t>
-            </w:r>
-            <w:r>
-              <w:rPr>
-                <w:rStyle w:val="SpecialStringTok"/>
-              </w:rPr>
-              <w:t xml:space="preserve">f"Standard error: </w:t>
-            </w:r>
-            <w:r>
-              <w:rPr>
-                <w:rStyle w:val="SpecialCharTok"/>
-              </w:rPr>
-              <w:t xml:space="preserve">{</w:t>
-            </w:r>
-            <w:r>
-              <w:rPr>
-                <w:rStyle w:val="NormalTok"/>
-              </w:rPr>
-              <w:t xml:space="preserve">std_err</w:t>
-            </w:r>
-            <w:r>
-              <w:rPr>
-                <w:rStyle w:val="SpecialCharTok"/>
-              </w:rPr>
-              <w:t xml:space="preserve">:.4f}</w:t>
-            </w:r>
-            <w:r>
-              <w:rPr>
-                <w:rStyle w:val="SpecialStringTok"/>
-              </w:rPr>
-              <w:t xml:space="preserve">"</w:t>
-            </w:r>
-            <w:r>
-              <w:rPr>
-                <w:rStyle w:val="NormalTok"/>
-              </w:rPr>
-              <w:t xml:space="preserve">)</w:t>
-            </w:r>
-            <w:r>
-              <w:br/>
-            </w:r>
-            <w:r>
-              <w:rPr>
-                <w:rStyle w:val="ControlFlowTok"/>
-              </w:rPr>
-              <w:t xml:space="preserve">else</w:t>
-            </w:r>
-            <w:r>
-              <w:rPr>
-                <w:rStyle w:val="NormalTok"/>
-              </w:rPr>
-              <w:t xml:space="preserve">:</w:t>
-            </w:r>
-            <w:r>
-              <w:br/>
-            </w:r>
-            <w:r>
-              <w:rPr>
-                <w:rStyle w:val="NormalTok"/>
-              </w:rPr>
-              <w:t xml:space="preserve">    </w:t>
-            </w:r>
-            <w:r>
-              <w:rPr>
-                <w:rStyle w:val="BuiltInTok"/>
-              </w:rPr>
-              <w:t xml:space="preserve">print</w:t>
-            </w:r>
-            <w:r>
-              <w:rPr>
-                <w:rStyle w:val="NormalTok"/>
-              </w:rPr>
-              <w:t xml:space="preserve">(</w:t>
-            </w:r>
-            <w:r>
-              <w:rPr>
-                <w:rStyle w:val="StringTok"/>
-              </w:rPr>
-              <w:t xml:space="preserve">"*Regression analysis requires actual data files to run properly.*"</w:t>
-            </w:r>
-            <w:r>
-              <w:rPr>
-                <w:rStyle w:val="NormalTok"/>
-              </w:rPr>
-              <w:t xml:space="preserve">)</w:t>
-            </w:r>
-          </w:p>
-          <w:p>
-            <w:pPr>
-              <w:pStyle w:val="SourceCode"/>
-              <w:jc w:val="center"/>
-            </w:pPr>
-            <w:r>
-              <w:rPr>
-                <w:rStyle w:val="VerbatimChar"/>
-              </w:rPr>
-              <w:t xml:space="preserve">### Regression Results</w:t>
-            </w:r>
-            <w:r>
-              <w:br/>
-            </w:r>
-            <w:r>
-              <w:rPr>
-                <w:rStyle w:val="VerbatimChar"/>
-              </w:rPr>
-              <w:t xml:space="preserve">R-squared: 0.063</w:t>
-            </w:r>
-            <w:r>
-              <w:br/>
-            </w:r>
-            <w:r>
-              <w:rPr>
-                <w:rStyle w:val="VerbatimChar"/>
-              </w:rPr>
-              <w:t xml:space="preserve">Sample size: 252</w:t>
-            </w:r>
-            <w:r>
-              <w:br/>
-            </w:r>
-            <w:r>
-              <w:rPr>
-                <w:rStyle w:val="VerbatimChar"/>
-              </w:rPr>
-              <w:t xml:space="preserve">Slope: 0.9562</w:t>
-            </w:r>
-            <w:r>
-              <w:br/>
-            </w:r>
-            <w:r>
-              <w:rPr>
-                <w:rStyle w:val="VerbatimChar"/>
-              </w:rPr>
-              <w:t xml:space="preserve">Intercept: -1.2223</w:t>
-            </w:r>
-            <w:r>
-              <w:br/>
-            </w:r>
-            <w:r>
-              <w:rPr>
-                <w:rStyle w:val="VerbatimChar"/>
-              </w:rPr>
-              <w:t xml:space="preserve">p-value: 0.0001</w:t>
-            </w:r>
-            <w:r>
-              <w:br/>
-            </w:r>
-            <w:r>
-              <w:rPr>
-                <w:rStyle w:val="VerbatimChar"/>
-              </w:rPr>
-              <w:t xml:space="preserve">Standard error: 0.2339</w:t>
-            </w:r>
-          </w:p>
+          <w:bookmarkStart w:id="15" w:name="tbl-regression-results"/>
           <w:p>
             <w:pPr>
               <w:jc w:val="center"/>
@@ -2770,10 +3425,198 @@
               <w:pStyle w:val="ImageCaption"/>
             </w:pPr>
             <w:r>
-              <w:t xml:space="preserve">Figure 1</w:t>
+              <w:t xml:space="preserve">Table 1: Regression Results</w:t>
             </w:r>
           </w:p>
+          <w:tbl>
+            <w:tblPr>
+              <w:tblStyle w:val="Table"/>
+              <w:tblW w:type="auto" w:w="0"/>
+              <w:tblLook w:firstRow="1" w:lastRow="0" w:firstColumn="0" w:lastColumn="0" w:noHBand="0" w:noVBand="0" w:val="0020"/>
+            </w:tblPr>
+            <w:tblGrid>
+              <w:gridCol w:w="1131"/>
+              <w:gridCol w:w="1131"/>
+              <w:gridCol w:w="1131"/>
+              <w:gridCol w:w="1131"/>
+              <w:gridCol w:w="1131"/>
+              <w:gridCol w:w="1131"/>
+              <w:gridCol w:w="1131"/>
+            </w:tblGrid>
+            <w:tr>
+              <w:trPr>
+                <w:tblHeader w:val="on"/>
+              </w:trPr>
+              <w:tc>
+                <w:tcPr/>
+                <w:p>
+                  <w:pPr>
+                    <w:pStyle w:val="Compact"/>
+                  </w:pPr>
+                </w:p>
+              </w:tc>
+              <w:tc>
+                <w:tcPr/>
+                <w:p>
+                  <w:pPr>
+                    <w:pStyle w:val="Compact"/>
+                    <w:jc w:val="center"/>
+                  </w:pPr>
+                  <w:r>
+                    <w:t xml:space="preserve">R-squared</w:t>
+                  </w:r>
+                </w:p>
+              </w:tc>
+              <w:tc>
+                <w:tcPr/>
+                <w:p>
+                  <w:pPr>
+                    <w:pStyle w:val="Compact"/>
+                    <w:jc w:val="center"/>
+                  </w:pPr>
+                  <w:r>
+                    <w:t xml:space="preserve">Sample size</w:t>
+                  </w:r>
+                </w:p>
+              </w:tc>
+              <w:tc>
+                <w:tcPr/>
+                <w:p>
+                  <w:pPr>
+                    <w:pStyle w:val="Compact"/>
+                    <w:jc w:val="center"/>
+                  </w:pPr>
+                  <w:r>
+                    <w:t xml:space="preserve">Slope</w:t>
+                  </w:r>
+                </w:p>
+              </w:tc>
+              <w:tc>
+                <w:tcPr/>
+                <w:p>
+                  <w:pPr>
+                    <w:pStyle w:val="Compact"/>
+                    <w:jc w:val="center"/>
+                  </w:pPr>
+                  <w:r>
+                    <w:t xml:space="preserve">Intercept</w:t>
+                  </w:r>
+                </w:p>
+              </w:tc>
+              <w:tc>
+                <w:tcPr/>
+                <w:p>
+                  <w:pPr>
+                    <w:pStyle w:val="Compact"/>
+                    <w:jc w:val="center"/>
+                  </w:pPr>
+                  <w:r>
+                    <w:t xml:space="preserve">p-value</w:t>
+                  </w:r>
+                </w:p>
+              </w:tc>
+              <w:tc>
+                <w:tcPr/>
+                <w:p>
+                  <w:pPr>
+                    <w:pStyle w:val="Compact"/>
+                    <w:jc w:val="center"/>
+                  </w:pPr>
+                  <w:r>
+                    <w:t xml:space="preserve">Standard error</w:t>
+                  </w:r>
+                </w:p>
+              </w:tc>
+            </w:tr>
+            <w:tr>
+              <w:tc>
+                <w:tcPr/>
+                <w:p>
+                  <w:pPr>
+                    <w:pStyle w:val="Compact"/>
+                    <w:jc w:val="center"/>
+                  </w:pPr>
+                  <w:r>
+                    <w:t xml:space="preserve">0</w:t>
+                  </w:r>
+                </w:p>
+              </w:tc>
+              <w:tc>
+                <w:tcPr/>
+                <w:p>
+                  <w:pPr>
+                    <w:pStyle w:val="Compact"/>
+                    <w:jc w:val="center"/>
+                  </w:pPr>
+                  <w:r>
+                    <w:t xml:space="preserve">0.108</w:t>
+                  </w:r>
+                </w:p>
+              </w:tc>
+              <w:tc>
+                <w:tcPr/>
+                <w:p>
+                  <w:pPr>
+                    <w:pStyle w:val="Compact"/>
+                    <w:jc w:val="center"/>
+                  </w:pPr>
+                  <w:r>
+                    <w:t xml:space="preserve">252</w:t>
+                  </w:r>
+                </w:p>
+              </w:tc>
+              <w:tc>
+                <w:tcPr/>
+                <w:p>
+                  <w:pPr>
+                    <w:pStyle w:val="Compact"/>
+                    <w:jc w:val="center"/>
+                  </w:pPr>
+                  <w:r>
+                    <w:t xml:space="preserve">-0.4147</w:t>
+                  </w:r>
+                </w:p>
+              </w:tc>
+              <w:tc>
+                <w:tcPr/>
+                <w:p>
+                  <w:pPr>
+                    <w:pStyle w:val="Compact"/>
+                    <w:jc w:val="center"/>
+                  </w:pPr>
+                  <w:r>
+                    <w:t xml:space="preserve">2.8160</w:t>
+                  </w:r>
+                </w:p>
+              </w:tc>
+              <w:tc>
+                <w:tcPr/>
+                <w:p>
+                  <w:pPr>
+                    <w:pStyle w:val="Compact"/>
+                    <w:jc w:val="center"/>
+                  </w:pPr>
+                  <w:r>
+                    <w:t xml:space="preserve">0.0000</w:t>
+                  </w:r>
+                </w:p>
+              </w:tc>
+              <w:tc>
+                <w:tcPr/>
+                <w:p>
+                  <w:pPr>
+                    <w:pStyle w:val="Compact"/>
+                    <w:jc w:val="center"/>
+                  </w:pPr>
+                  <w:r>
+                    <w:t xml:space="preserve">0.0753</w:t>
+                  </w:r>
+                </w:p>
+              </w:tc>
+            </w:tr>
+          </w:tbl>
           <w:bookmarkEnd w:id="15"/>
+          <w:p/>
         </w:tc>
       </w:tr>
     </w:tbl>
